--- a/public/templates/مستند_صرف.docx
+++ b/public/templates/مستند_صرف.docx
@@ -23,7 +23,17 @@
           <w:szCs w:val="28"/>
           <w:rtl/>
         </w:rPr>
-        <w:t>مديرية التربية والتعليم لمنطقة / لواءي الطيبة والوسطية</w:t>
+        <w:t xml:space="preserve">مديرية التربية والتعليم لمنطقة / </w:t>
+      </w:r>
+      <w:r>
+        <w:rPr>
+          <w:rFonts w:ascii="Courier New" w:hAnsi="Courier New" w:cs="Courier New"/>
+          <w:color w:val="3F3F46"/>
+          <w:sz w:val="24"/>
+          <w:szCs w:val="24"/>
+          <w:shd w:val="clear" w:color="auto" w:fill="F7F4ED"/>
+        </w:rPr>
+        <w:t>{{directorate}}</w:t>
       </w:r>
     </w:p>
     <w:p>
@@ -122,8 +132,8 @@
         <w:rPr>
           <w:rFonts w:ascii="Courier New" w:hAnsi="Courier New" w:cs="Courier New"/>
           <w:color w:val="3F3F46"/>
-          <w:sz w:val="18"/>
-          <w:szCs w:val="18"/>
+          <w:sz w:val="24"/>
+          <w:szCs w:val="24"/>
           <w:shd w:val="clear" w:color="auto" w:fill="F7F4ED"/>
         </w:rPr>
         <w:t>{{ref}}</w:t>
@@ -200,8 +210,8 @@
         <w:rPr>
           <w:rFonts w:ascii="Courier New" w:hAnsi="Courier New" w:cs="Courier New"/>
           <w:color w:val="3F3F46"/>
-          <w:sz w:val="18"/>
-          <w:szCs w:val="18"/>
+          <w:sz w:val="24"/>
+          <w:szCs w:val="24"/>
           <w:shd w:val="clear" w:color="auto" w:fill="F7F4ED"/>
         </w:rPr>
         <w:t>{{date}}</w:t>
@@ -232,8 +242,8 @@
         <w:rPr>
           <w:rFonts w:ascii="Courier New" w:hAnsi="Courier New" w:cs="Courier New"/>
           <w:color w:val="3F3F46"/>
-          <w:sz w:val="18"/>
-          <w:szCs w:val="18"/>
+          <w:sz w:val="24"/>
+          <w:szCs w:val="24"/>
           <w:shd w:val="clear" w:color="auto" w:fill="F7F4ED"/>
         </w:rPr>
         <w:t>{{school}}</w:t>
@@ -258,35 +268,36 @@
           <w:szCs w:val="28"/>
           <w:rtl/>
         </w:rPr>
-        <w:t>مطلوب إلى:</w:t>
+        <w:t>مطلوب إلى</w:t>
       </w:r>
       <w:r>
         <w:rPr>
+          <w:rFonts w:hint="cs"/>
+          <w:b/>
+          <w:bCs/>
+          <w:sz w:val="24"/>
+          <w:szCs w:val="24"/>
+          <w:rtl/>
+        </w:rPr>
+        <w:t>:</w:t>
+      </w:r>
+      <w:r>
+        <w:rPr>
           <w:rFonts w:ascii="Courier New" w:hAnsi="Courier New" w:cs="Courier New"/>
           <w:color w:val="3F3F46"/>
-          <w:sz w:val="18"/>
-          <w:szCs w:val="18"/>
+          <w:sz w:val="24"/>
+          <w:szCs w:val="24"/>
           <w:shd w:val="clear" w:color="auto" w:fill="F7F4ED"/>
         </w:rPr>
-        <w:t xml:space="preserve"> </w:t>
-      </w:r>
-      <w:r>
-        <w:rPr>
-          <w:rFonts w:ascii="Courier New" w:hAnsi="Courier New" w:cs="Courier New"/>
-          <w:color w:val="3F3F46"/>
-          <w:sz w:val="18"/>
-          <w:szCs w:val="18"/>
-          <w:shd w:val="clear" w:color="auto" w:fill="F7F4ED"/>
-        </w:rPr>
-        <w:t>{{</w:t>
+        <w:t xml:space="preserve"> {{</w:t>
       </w:r>
       <w:proofErr w:type="spellStart"/>
       <w:r>
         <w:rPr>
           <w:rFonts w:ascii="Courier New" w:hAnsi="Courier New" w:cs="Courier New"/>
           <w:color w:val="3F3F46"/>
-          <w:sz w:val="18"/>
-          <w:szCs w:val="18"/>
+          <w:sz w:val="24"/>
+          <w:szCs w:val="24"/>
           <w:shd w:val="clear" w:color="auto" w:fill="F7F4ED"/>
         </w:rPr>
         <w:t>requested_to</w:t>
@@ -296,8 +307,8 @@
         <w:rPr>
           <w:rFonts w:ascii="Courier New" w:hAnsi="Courier New" w:cs="Courier New"/>
           <w:color w:val="3F3F46"/>
-          <w:sz w:val="18"/>
-          <w:szCs w:val="18"/>
+          <w:sz w:val="24"/>
+          <w:szCs w:val="24"/>
           <w:shd w:val="clear" w:color="auto" w:fill="F7F4ED"/>
         </w:rPr>
         <w:t>}}</w:t>
@@ -306,7 +317,7 @@
     <w:tbl>
       <w:tblPr>
         <w:bidiVisual/>
-        <w:tblW w:w="11582" w:type="dxa"/>
+        <w:tblW w:w="11818" w:type="dxa"/>
         <w:tblInd w:w="-1149" w:type="dxa"/>
         <w:tblBorders>
           <w:top w:val="single" w:sz="4" w:space="0" w:color="auto"/>
@@ -319,15 +330,17 @@
         <w:tblLook w:val="04A0" w:firstRow="1" w:lastRow="0" w:firstColumn="1" w:lastColumn="0" w:noHBand="0" w:noVBand="1"/>
       </w:tblPr>
       <w:tblGrid>
-        <w:gridCol w:w="1839"/>
+        <w:gridCol w:w="236"/>
+        <w:gridCol w:w="1603"/>
         <w:gridCol w:w="2053"/>
+        <w:gridCol w:w="236"/>
         <w:gridCol w:w="7690"/>
       </w:tblGrid>
       <w:tr>
         <w:tc>
           <w:tcPr>
-            <w:tcW w:w="3257" w:type="dxa"/>
-            <w:gridSpan w:val="2"/>
+            <w:tcW w:w="3892" w:type="dxa"/>
+            <w:gridSpan w:val="3"/>
             <w:shd w:val="clear" w:color="auto" w:fill="auto"/>
           </w:tcPr>
           <w:p>
@@ -357,7 +370,25 @@
         </w:tc>
         <w:tc>
           <w:tcPr>
-            <w:tcW w:w="8325" w:type="dxa"/>
+            <w:tcW w:w="236" w:type="dxa"/>
+          </w:tcPr>
+          <w:p>
+            <w:pPr>
+              <w:spacing w:after="0" w:line="240" w:lineRule="auto"/>
+              <w:rPr>
+                <w:rFonts w:hint="cs"/>
+                <w:b/>
+                <w:bCs/>
+                <w:sz w:val="28"/>
+                <w:szCs w:val="28"/>
+                <w:rtl/>
+              </w:rPr>
+            </w:pPr>
+          </w:p>
+        </w:tc>
+        <w:tc>
+          <w:tcPr>
+            <w:tcW w:w="7690" w:type="dxa"/>
             <w:vMerge w:val="restart"/>
             <w:shd w:val="clear" w:color="auto" w:fill="auto"/>
           </w:tcPr>
@@ -390,6 +421,7 @@
         <w:tc>
           <w:tcPr>
             <w:tcW w:w="1839" w:type="dxa"/>
+            <w:gridSpan w:val="2"/>
             <w:shd w:val="clear" w:color="auto" w:fill="auto"/>
           </w:tcPr>
           <w:p>
@@ -418,7 +450,7 @@
         </w:tc>
         <w:tc>
           <w:tcPr>
-            <w:tcW w:w="1418" w:type="dxa"/>
+            <w:tcW w:w="2053" w:type="dxa"/>
             <w:shd w:val="clear" w:color="auto" w:fill="auto"/>
           </w:tcPr>
           <w:p>
@@ -447,7 +479,24 @@
         </w:tc>
         <w:tc>
           <w:tcPr>
-            <w:tcW w:w="8325" w:type="dxa"/>
+            <w:tcW w:w="236" w:type="dxa"/>
+          </w:tcPr>
+          <w:p>
+            <w:pPr>
+              <w:spacing w:after="0" w:line="240" w:lineRule="auto"/>
+              <w:rPr>
+                <w:b/>
+                <w:bCs/>
+                <w:sz w:val="28"/>
+                <w:szCs w:val="28"/>
+                <w:rtl/>
+              </w:rPr>
+            </w:pPr>
+          </w:p>
+        </w:tc>
+        <w:tc>
+          <w:tcPr>
+            <w:tcW w:w="7690" w:type="dxa"/>
             <w:vMerge/>
             <w:shd w:val="clear" w:color="auto" w:fill="auto"/>
           </w:tcPr>
@@ -472,6 +521,7 @@
         <w:tc>
           <w:tcPr>
             <w:tcW w:w="1839" w:type="dxa"/>
+            <w:gridSpan w:val="2"/>
             <w:shd w:val="clear" w:color="auto" w:fill="auto"/>
           </w:tcPr>
           <w:p>
@@ -521,7 +571,7 @@
         </w:tc>
         <w:tc>
           <w:tcPr>
-            <w:tcW w:w="1418" w:type="dxa"/>
+            <w:tcW w:w="2053" w:type="dxa"/>
             <w:shd w:val="clear" w:color="auto" w:fill="auto"/>
           </w:tcPr>
           <w:p>
@@ -571,7 +621,25 @@
         </w:tc>
         <w:tc>
           <w:tcPr>
-            <w:tcW w:w="8325" w:type="dxa"/>
+            <w:tcW w:w="236" w:type="dxa"/>
+          </w:tcPr>
+          <w:p>
+            <w:pPr>
+              <w:spacing w:after="0" w:line="276" w:lineRule="auto"/>
+              <w:rPr>
+                <w:rFonts w:hint="cs"/>
+                <w:b/>
+                <w:bCs/>
+                <w:sz w:val="24"/>
+                <w:szCs w:val="24"/>
+                <w:rtl/>
+              </w:rPr>
+            </w:pPr>
+          </w:p>
+        </w:tc>
+        <w:tc>
+          <w:tcPr>
+            <w:tcW w:w="7690" w:type="dxa"/>
             <w:vMerge w:val="restart"/>
             <w:shd w:val="clear" w:color="auto" w:fill="auto"/>
           </w:tcPr>
@@ -737,8 +805,8 @@
               <w:rPr>
                 <w:rFonts w:ascii="Courier New" w:hAnsi="Courier New" w:cs="Courier New"/>
                 <w:color w:val="3F3F46"/>
-                <w:sz w:val="18"/>
-                <w:szCs w:val="18"/>
+                <w:sz w:val="24"/>
+                <w:szCs w:val="24"/>
                 <w:shd w:val="clear" w:color="auto" w:fill="F7F4ED"/>
               </w:rPr>
               <w:t>{{description}}</w:t>
@@ -824,6 +892,7 @@
         <w:tc>
           <w:tcPr>
             <w:tcW w:w="1839" w:type="dxa"/>
+            <w:gridSpan w:val="2"/>
             <w:shd w:val="clear" w:color="auto" w:fill="auto"/>
           </w:tcPr>
           <w:p>
@@ -873,7 +942,7 @@
         </w:tc>
         <w:tc>
           <w:tcPr>
-            <w:tcW w:w="1418" w:type="dxa"/>
+            <w:tcW w:w="2053" w:type="dxa"/>
             <w:shd w:val="clear" w:color="auto" w:fill="auto"/>
           </w:tcPr>
           <w:p>
@@ -923,7 +992,24 @@
         </w:tc>
         <w:tc>
           <w:tcPr>
-            <w:tcW w:w="8325" w:type="dxa"/>
+            <w:tcW w:w="236" w:type="dxa"/>
+          </w:tcPr>
+          <w:p>
+            <w:pPr>
+              <w:spacing w:after="0" w:line="240" w:lineRule="auto"/>
+              <w:rPr>
+                <w:b/>
+                <w:bCs/>
+                <w:sz w:val="28"/>
+                <w:szCs w:val="28"/>
+                <w:rtl/>
+              </w:rPr>
+            </w:pPr>
+          </w:p>
+        </w:tc>
+        <w:tc>
+          <w:tcPr>
+            <w:tcW w:w="7690" w:type="dxa"/>
             <w:vMerge/>
             <w:shd w:val="clear" w:color="auto" w:fill="auto"/>
           </w:tcPr>
@@ -947,8 +1033,26 @@
         </w:trPr>
         <w:tc>
           <w:tcPr>
+            <w:tcW w:w="236" w:type="dxa"/>
+          </w:tcPr>
+          <w:p>
+            <w:pPr>
+              <w:spacing w:after="0" w:line="240" w:lineRule="auto"/>
+              <w:jc w:val="center"/>
+              <w:rPr>
+                <w:b/>
+                <w:bCs/>
+                <w:sz w:val="24"/>
+                <w:szCs w:val="24"/>
+                <w:rtl/>
+              </w:rPr>
+            </w:pPr>
+          </w:p>
+        </w:tc>
+        <w:tc>
+          <w:tcPr>
             <w:tcW w:w="11582" w:type="dxa"/>
-            <w:gridSpan w:val="3"/>
+            <w:gridSpan w:val="4"/>
             <w:shd w:val="clear" w:color="auto" w:fill="auto"/>
           </w:tcPr>
           <w:p>
@@ -1030,7 +1134,91 @@
                 <w:szCs w:val="24"/>
                 <w:rtl/>
               </w:rPr>
-              <w:t>الأسم:........................                         الأسم:........................                 الأسم:</w:t>
+              <w:t>الأسم:</w:t>
+            </w:r>
+            <w:r>
+              <w:rPr>
+                <w:rFonts w:ascii="Courier New" w:hAnsi="Courier New" w:cs="Courier New"/>
+                <w:color w:val="3F3F46"/>
+                <w:sz w:val="24"/>
+                <w:szCs w:val="24"/>
+                <w:shd w:val="clear" w:color="auto" w:fill="F7F4ED"/>
+              </w:rPr>
+              <w:t xml:space="preserve"> </w:t>
+            </w:r>
+            <w:r>
+              <w:rPr>
+                <w:rFonts w:ascii="Courier New" w:hAnsi="Courier New" w:cs="Courier New"/>
+                <w:color w:val="3F3F46"/>
+                <w:sz w:val="24"/>
+                <w:szCs w:val="24"/>
+                <w:shd w:val="clear" w:color="auto" w:fill="F7F4ED"/>
+              </w:rPr>
+              <w:t>{{member1_name}</w:t>
+            </w:r>
+            <w:r>
+              <w:rPr>
+                <w:rFonts w:hint="cs"/>
+                <w:b/>
+                <w:bCs/>
+                <w:sz w:val="24"/>
+                <w:szCs w:val="24"/>
+                <w:rtl/>
+              </w:rPr>
+              <w:t xml:space="preserve">       </w:t>
+            </w:r>
+            <w:r>
+              <w:rPr>
+                <w:rFonts w:hint="cs"/>
+                <w:b/>
+                <w:bCs/>
+                <w:sz w:val="24"/>
+                <w:szCs w:val="24"/>
+                <w:rtl/>
+              </w:rPr>
+              <w:t xml:space="preserve">   </w:t>
+            </w:r>
+            <w:r>
+              <w:rPr>
+                <w:rFonts w:hint="cs"/>
+                <w:b/>
+                <w:bCs/>
+                <w:sz w:val="24"/>
+                <w:szCs w:val="24"/>
+                <w:rtl/>
+              </w:rPr>
+              <w:t xml:space="preserve">    الأسم:</w:t>
+            </w:r>
+            <w:r>
+              <w:rPr>
+                <w:rFonts w:ascii="Courier New" w:hAnsi="Courier New" w:cs="Courier New"/>
+                <w:color w:val="3F3F46"/>
+                <w:sz w:val="24"/>
+                <w:szCs w:val="24"/>
+                <w:shd w:val="clear" w:color="auto" w:fill="F7F4ED"/>
+              </w:rPr>
+              <w:t xml:space="preserve"> </w:t>
+            </w:r>
+            <w:r>
+              <w:rPr>
+                <w:rFonts w:ascii="Courier New" w:hAnsi="Courier New" w:cs="Courier New"/>
+                <w:color w:val="3F3F46"/>
+                <w:sz w:val="24"/>
+                <w:szCs w:val="24"/>
+                <w:shd w:val="clear" w:color="auto" w:fill="F7F4ED"/>
+              </w:rPr>
+              <w:t>{{member2_name}}</w:t>
+            </w:r>
+            <w:r>
+              <w:rPr>
+                <w:rFonts w:hint="cs"/>
+                <w:b/>
+                <w:bCs/>
+                <w:sz w:val="24"/>
+                <w:szCs w:val="24"/>
+                <w:rtl/>
+              </w:rPr>
+              <w:t xml:space="preserve">     الأسم:</w:t>
             </w:r>
             <w:r>
               <w:rPr>

--- a/public/templates/مستند_صرف.docx
+++ b/public/templates/مستند_صرف.docx
@@ -289,29 +289,7 @@
           <w:szCs w:val="24"/>
           <w:shd w:val="clear" w:color="auto" w:fill="F7F4ED"/>
         </w:rPr>
-        <w:t xml:space="preserve"> {{</w:t>
-      </w:r>
-      <w:proofErr w:type="spellStart"/>
-      <w:r>
-        <w:rPr>
-          <w:rFonts w:ascii="Courier New" w:hAnsi="Courier New" w:cs="Courier New"/>
-          <w:color w:val="3F3F46"/>
-          <w:sz w:val="24"/>
-          <w:szCs w:val="24"/>
-          <w:shd w:val="clear" w:color="auto" w:fill="F7F4ED"/>
-        </w:rPr>
-        <w:t>requested_to</w:t>
-      </w:r>
-      <w:proofErr w:type="spellEnd"/>
-      <w:r>
-        <w:rPr>
-          <w:rFonts w:ascii="Courier New" w:hAnsi="Courier New" w:cs="Courier New"/>
-          <w:color w:val="3F3F46"/>
-          <w:sz w:val="24"/>
-          <w:szCs w:val="24"/>
-          <w:shd w:val="clear" w:color="auto" w:fill="F7F4ED"/>
-        </w:rPr>
-        <w:t>}}</w:t>
+        <w:t xml:space="preserve"> {{requested_to}}</w:t>
       </w:r>
     </w:p>
     <w:tbl>
@@ -376,7 +354,6 @@
             <w:pPr>
               <w:spacing w:after="0" w:line="240" w:lineRule="auto"/>
               <w:rPr>
-                <w:rFonts w:hint="cs"/>
                 <w:b/>
                 <w:bCs/>
                 <w:sz w:val="28"/>
@@ -543,29 +520,7 @@
                 <w:szCs w:val="18"/>
                 <w:shd w:val="clear" w:color="auto" w:fill="F7F4ED"/>
               </w:rPr>
-              <w:t>{{</w:t>
-            </w:r>
-            <w:proofErr w:type="spellStart"/>
-            <w:r>
-              <w:rPr>
-                <w:rFonts w:ascii="Courier New" w:hAnsi="Courier New" w:cs="Courier New"/>
-                <w:color w:val="3F3F46"/>
-                <w:sz w:val="18"/>
-                <w:szCs w:val="18"/>
-                <w:shd w:val="clear" w:color="auto" w:fill="F7F4ED"/>
-              </w:rPr>
-              <w:t>amount_fils</w:t>
-            </w:r>
-            <w:proofErr w:type="spellEnd"/>
-            <w:r>
-              <w:rPr>
-                <w:rFonts w:ascii="Courier New" w:hAnsi="Courier New" w:cs="Courier New"/>
-                <w:color w:val="3F3F46"/>
-                <w:sz w:val="18"/>
-                <w:szCs w:val="18"/>
-                <w:shd w:val="clear" w:color="auto" w:fill="F7F4ED"/>
-              </w:rPr>
-              <w:t>}}</w:t>
+              <w:t>{{amount_fils}}</w:t>
             </w:r>
           </w:p>
         </w:tc>
@@ -593,29 +548,7 @@
                 <w:szCs w:val="18"/>
                 <w:shd w:val="clear" w:color="auto" w:fill="F7F4ED"/>
               </w:rPr>
-              <w:t>{{</w:t>
-            </w:r>
-            <w:proofErr w:type="spellStart"/>
-            <w:r>
-              <w:rPr>
-                <w:rFonts w:ascii="Courier New" w:hAnsi="Courier New" w:cs="Courier New"/>
-                <w:color w:val="3F3F46"/>
-                <w:sz w:val="18"/>
-                <w:szCs w:val="18"/>
-                <w:shd w:val="clear" w:color="auto" w:fill="F7F4ED"/>
-              </w:rPr>
-              <w:t>amount_dinars</w:t>
-            </w:r>
-            <w:proofErr w:type="spellEnd"/>
-            <w:r>
-              <w:rPr>
-                <w:rFonts w:ascii="Courier New" w:hAnsi="Courier New" w:cs="Courier New"/>
-                <w:color w:val="3F3F46"/>
-                <w:sz w:val="18"/>
-                <w:szCs w:val="18"/>
-                <w:shd w:val="clear" w:color="auto" w:fill="F7F4ED"/>
-              </w:rPr>
-              <w:t>}}</w:t>
+              <w:t>{{amount_dinars}}</w:t>
             </w:r>
           </w:p>
         </w:tc>
@@ -627,7 +560,6 @@
             <w:pPr>
               <w:spacing w:after="0" w:line="276" w:lineRule="auto"/>
               <w:rPr>
-                <w:rFonts w:hint="cs"/>
                 <w:b/>
                 <w:bCs/>
                 <w:sz w:val="24"/>
@@ -914,29 +846,7 @@
                 <w:szCs w:val="18"/>
                 <w:shd w:val="clear" w:color="auto" w:fill="F7F4ED"/>
               </w:rPr>
-              <w:t>{{</w:t>
-            </w:r>
-            <w:proofErr w:type="spellStart"/>
-            <w:r>
-              <w:rPr>
-                <w:rFonts w:ascii="Courier New" w:hAnsi="Courier New" w:cs="Courier New"/>
-                <w:color w:val="3F3F46"/>
-                <w:sz w:val="18"/>
-                <w:szCs w:val="18"/>
-                <w:shd w:val="clear" w:color="auto" w:fill="F7F4ED"/>
-              </w:rPr>
-              <w:t>amount_fils</w:t>
-            </w:r>
-            <w:proofErr w:type="spellEnd"/>
-            <w:r>
-              <w:rPr>
-                <w:rFonts w:ascii="Courier New" w:hAnsi="Courier New" w:cs="Courier New"/>
-                <w:color w:val="3F3F46"/>
-                <w:sz w:val="18"/>
-                <w:szCs w:val="18"/>
-                <w:shd w:val="clear" w:color="auto" w:fill="F7F4ED"/>
-              </w:rPr>
-              <w:t>}}</w:t>
+              <w:t>{{amount_fils}}</w:t>
             </w:r>
           </w:p>
         </w:tc>
@@ -964,29 +874,7 @@
                 <w:szCs w:val="18"/>
                 <w:shd w:val="clear" w:color="auto" w:fill="F7F4ED"/>
               </w:rPr>
-              <w:t>{{</w:t>
-            </w:r>
-            <w:proofErr w:type="spellStart"/>
-            <w:r>
-              <w:rPr>
-                <w:rFonts w:ascii="Courier New" w:hAnsi="Courier New" w:cs="Courier New"/>
-                <w:color w:val="3F3F46"/>
-                <w:sz w:val="18"/>
-                <w:szCs w:val="18"/>
-                <w:shd w:val="clear" w:color="auto" w:fill="F7F4ED"/>
-              </w:rPr>
-              <w:t>amount_dinars</w:t>
-            </w:r>
-            <w:proofErr w:type="spellEnd"/>
-            <w:r>
-              <w:rPr>
-                <w:rFonts w:ascii="Courier New" w:hAnsi="Courier New" w:cs="Courier New"/>
-                <w:color w:val="3F3F46"/>
-                <w:sz w:val="18"/>
-                <w:szCs w:val="18"/>
-                <w:shd w:val="clear" w:color="auto" w:fill="F7F4ED"/>
-              </w:rPr>
-              <w:t>}}</w:t>
+              <w:t>{{amount_dinars}}</w:t>
             </w:r>
           </w:p>
         </w:tc>
@@ -1144,7 +1032,7 @@
                 <w:szCs w:val="24"/>
                 <w:shd w:val="clear" w:color="auto" w:fill="F7F4ED"/>
               </w:rPr>
-              <w:t xml:space="preserve"> </w:t>
+              <w:t xml:space="preserve"> {{member1_name}</w:t>
             </w:r>
             <w:r>
               <w:rPr>
@@ -1154,7 +1042,7 @@
                 <w:szCs w:val="24"/>
                 <w:shd w:val="clear" w:color="auto" w:fill="F7F4ED"/>
               </w:rPr>
-              <w:t>{{member1_name}</w:t>
+              <w:t>}</w:t>
             </w:r>
             <w:r>
               <w:rPr>
@@ -1197,17 +1085,7 @@
                 <w:szCs w:val="24"/>
                 <w:shd w:val="clear" w:color="auto" w:fill="F7F4ED"/>
               </w:rPr>
-              <w:t xml:space="preserve"> </w:t>
-            </w:r>
-            <w:r>
-              <w:rPr>
-                <w:rFonts w:ascii="Courier New" w:hAnsi="Courier New" w:cs="Courier New"/>
-                <w:color w:val="3F3F46"/>
-                <w:sz w:val="24"/>
-                <w:szCs w:val="24"/>
-                <w:shd w:val="clear" w:color="auto" w:fill="F7F4ED"/>
-              </w:rPr>
-              <w:t>{{member2_name}}</w:t>
+              <w:t xml:space="preserve"> {{member2_name}}</w:t>
             </w:r>
             <w:r>
               <w:rPr>
@@ -1373,29 +1251,7 @@
                 <w:szCs w:val="18"/>
                 <w:shd w:val="clear" w:color="auto" w:fill="F7F4ED"/>
               </w:rPr>
-              <w:t>{{</w:t>
-            </w:r>
-            <w:proofErr w:type="spellStart"/>
-            <w:r>
-              <w:rPr>
-                <w:rFonts w:ascii="Courier New" w:hAnsi="Courier New" w:cs="Courier New"/>
-                <w:color w:val="3F3F46"/>
-                <w:sz w:val="18"/>
-                <w:szCs w:val="18"/>
-                <w:shd w:val="clear" w:color="auto" w:fill="F7F4ED"/>
-              </w:rPr>
-              <w:t>check_number</w:t>
-            </w:r>
-            <w:proofErr w:type="spellEnd"/>
-            <w:r>
-              <w:rPr>
-                <w:rFonts w:ascii="Courier New" w:hAnsi="Courier New" w:cs="Courier New"/>
-                <w:color w:val="3F3F46"/>
-                <w:sz w:val="18"/>
-                <w:szCs w:val="18"/>
-                <w:shd w:val="clear" w:color="auto" w:fill="F7F4ED"/>
-              </w:rPr>
-              <w:t>}}</w:t>
+              <w:t>{{check_number}}</w:t>
             </w:r>
             <w:r>
               <w:rPr>
